--- a/livrables/taff/2026-10-08_cv-cibles/cv-support-informatique_moderne.docx
+++ b/livrables/taff/2026-10-08_cv-cibles/cv-support-informatique_moderne.docx
@@ -291,7 +291,7 @@
               <w:rPr>
                 <w:color w:val="FFFFFF"/>
               </w:rPr>
-              <w:t>Anglais, espagnol, portugais</w:t>
+              <w:t>Espagnol courant, anglais intermédiaire</w:t>
             </w:r>
           </w:p>
           <w:p>
@@ -309,7 +309,7 @@
                 <w:iCs/>
                 <w:color w:val="D9E2F3"/>
               </w:rPr>
-              <w:t>en perfectionnement</w:t>
+              <w:t>Portugais scolaire</w:t>
             </w:r>
           </w:p>
           <w:p>
@@ -486,17 +486,7 @@
                 <w:sz w:val="24"/>
                 <w:szCs w:val="24"/>
               </w:rPr>
-              <w:t>Expé</w:t>
-            </w:r>
-            <w:r>
-              <w:rPr>
-                <w:b/>
-                <w:bCs/>
-                <w:color w:val="1F3A5F"/>
-                <w:sz w:val="24"/>
-                <w:szCs w:val="24"/>
-              </w:rPr>
-              <w:t>rience en informatique</w:t>
+              <w:t>Expérience en informatique</w:t>
             </w:r>
           </w:p>
           <w:p>
@@ -797,7 +787,7 @@
                 <w:rFonts w:eastAsia="Times New Roman"/>
                 <w:color w:val="222222"/>
               </w:rPr>
-              <w:t>Formation des collaborateurs, transmission de savoir-faire</w:t>
+              <w:t>Formation d’environ 10 personnes par semaine pendant un an, transmission de savoir-faire</w:t>
             </w:r>
           </w:p>
           <w:p>
@@ -818,7 +808,7 @@
                 <w:rFonts w:eastAsia="Times New Roman"/>
                 <w:color w:val="222222"/>
               </w:rPr>
-              <w:t>Gestion des plannings et de l'équipe</w:t>
+              <w:t>Gestion des plannings d’une équipe de 3 à 6 personnes, 2 à 3 chantiers en parallèle</w:t>
             </w:r>
           </w:p>
           <w:p>
@@ -887,7 +877,7 @@
                 <w:rFonts w:eastAsia="Times New Roman"/>
                 <w:color w:val="222222"/>
               </w:rPr>
-              <w:t>Contrôle de conformité et suivi des stocks</w:t>
+              <w:t>Contrôle de conformité et suivi des stocks sur Excel (10 à 12 références)</w:t>
             </w:r>
           </w:p>
           <w:p>
@@ -956,7 +946,7 @@
                 <w:rFonts w:eastAsia="Times New Roman"/>
                 <w:color w:val="222222"/>
               </w:rPr>
-              <w:t>Gestion complète d'une entreprise : clients, devis, facturation</w:t>
+              <w:t>Gestion complète d’une entreprise (CA d’environ 100 000 € par an) : clients, devis, facturation, sous-traitants</w:t>
             </w:r>
           </w:p>
           <w:p>
@@ -1045,7 +1035,6 @@
                 <w:bCs/>
                 <w:color w:val="2E75B6"/>
               </w:rPr>
-              <w:lastRenderedPageBreak/>
               <w:t>2026</w:t>
             </w:r>
             <w:r>
